--- a/por/docx/42.content.docx
+++ b/por/docx/42.content.docx
@@ -136,13 +136,6 @@
         <w:rPr>
           <w:lang w:val="pt_PT" w:bidi="pt_PT"/>
         </w:rPr>
-      </w:r>
-      <w:r>
-        <w:rPr>
-          <w:i/>
-          <w:lang w:val="pt_PT" w:bidi="pt_PT"/>
-        </w:rPr>
-        <w:t>Lucas 1.2, Lucas 1.2 (#2), Lucas 1.4, Lucas 1.6, Lucas 1.7, Lucas 1.8, Lucas 1.9, Lucas 1.10, Lucas 1.11, Lucas 1.12, Lucas 1.13, Lucas 1.16, Lucas 1.17, Lucas 1.19, Lucas 1.20, Lucas 1.27, Lucas 1.31, Lucas 1.33, Lucas 1.35, Lucas 1.35 (#2), Lucas 1.37, Lucas 1.41, Lucas 1.42, Lucas 1.54, Lucas 1.59, Lucas 1.63, Lucas 1.64, Lucas 1.66, Lucas 1.68, Lucas 1.77, Lucas 1.80, Lucas 2.3, Lucas 2.4, Lucas 2.7, Lucas 2.8, Lucas 2.9, Lucas 2.11, Lucas 2.15, Lucas 2.16, Lucas 2.21, Lucas 2.22, Lucas 2.26, Lucas 2.32, Lucas 2.35, Lucas 2.38, Lucas 2.40, Lucas 2.44, Lucas 2.46, Lucas 2.49, Lucas 2.51, Lucas 2.52, Lucas 3.3, Lucas 3.4, Lucas 3.8, Lucas 3.9, Lucas 3.13, Lucas 3.16, Lucas 3.19, Lucas 3.20, Lucas 3.21, Lucas 3.22, Lucas 3.22 (#2), Lucas 3.23, Lucas 4.1, Lucas 4.2, Lucas 4.3, Lucas 4.4, Lucas 4.5, Lucas 4.7, Lucas 4.8, Lucas 4.9, Lucas 4.12, Lucas 4.13, Lucas 4.17, Lucas 4.21, Lucas 4.24, Lucas 4.26, Lucas 4.27, Lucas 4.28, Lucas 4.29, Lucas 4.30, Lucas 4.34, Lucas 4.36, Lucas 4.40, Lucas 4.41, Lucas 4.43, Lucas 5.4, Lucas 5.5, Lucas 5.6, Lucas 5.8, Lucas 5.10, Lucas 5.15, Lucas 5.20, Lucas 5.21, Lucas 5.24, Lucas 5.32, Lucas 5.35, Lucas 5.36, Lucas 5.37, Lucas 5.38, Lucas 6.1, Lucas 6.5, Lucas 6.11, Lucas 6.13, Lucas 6.20, Lucas 6.21, Lucas 6.22, Lucas 6.23, Lucas 6.27, Lucas 6.35, Lucas 6.42, Lucas 6.45, Lucas 6.45 (#2), Lucas 6.47, Lucas 6.49, Lucas 7.3, Lucas 7.6, Lucas 7.7, Lucas 7.9, Lucas 7.13, Lucas 7.16, Lucas 7.22, Lucas 7.26, Lucas 7.30, Lucas 7.33, Lucas 7.34, Lucas 7.38, Lucas 7.47, Lucas 7.49, Lucas 8.3, Lucas 8.11, Lucas 8.12, Lucas 8.13, Lucas 8.14, Lucas 8.15, Lucas 8.21, Lucas 8.25, Lucas 8.29, Lucas 8.33, Lucas 8.39, Lucas 8.48, Lucas 8.55, Lucas 9.2, Lucas 9.7, Lucas 9.8, Lucas 9.13, Lucas 9.14, Lucas 9.16, Lucas 9.17, Lucas 9.20, Lucas 9.23, Lucas 9.29, Lucas 9.30, Lucas 9.35, Lucas 9.39, Lucas 9.44, Lucas 9.48, Lucas 9.51, Lucas 9.62, Lucas 10.4, Lucas 10.9, Lucas 10.12, Lucas 10.20, Lucas 10.21, Lucas 10.27, Lucas 10.31, Lucas 10.32, Lucas 10.34, Lucas 10.37, Lucas 10.39, Lucas 10.40, Lucas 10.42, Lucas 11.3, Lucas 11.4, Lucas 11.8, Lucas 11.13, Lucas 11.15, Lucas 11.20, Lucas 11.26, Lucas 11.28, Lucas 11.32, Lucas 11.39, Lucas 11.42, Lucas 11.46, Lucas 11.50, Lucas 11.54, Lucas 12.3, Lucas 12.5, Lucas 12.8, Lucas 12.15, Lucas 12.18, Lucas 12.19, Lucas 12.20, Lucas 12.31, Lucas 12.33, Lucas 12.37, Lucas 12.40, Lucas 12.46, Lucas 12.48, Lucas 12.52, Lucas 12.58, Lucas 13.3, Lucas 13.8, Lucas 13.9, Lucas 13.11, Lucas 13.14, Lucas 13.15, Lucas 13.19, Lucas 13.24, Lucas 13.28, Lucas 13.28 (#2), Lucas 13.33, Lucas 13.34, Lucas 13.34 (#2), Lucas 13.35, Lucas 14.3, Lucas 14.4, Lucas 14.5, Lucas 14.11, Lucas 14.11 (#2), Lucas 14.14, Lucas 14.18, Lucas 14.21, Lucas 14.24, Lucas 14.26, Lucas 14.27, Lucas 14.28, Lucas 14.33, Lucas 14.35, Lucas 15.4, Lucas 15.5, Lucas 15.8, Lucas 15.9, Lucas 15.10, Lucas 15.12, Lucas 15.13, Lucas 15.15, Lucas 15.18, Lucas 15.19, Lucas 15.20, Lucas 15.22, Lucas 15.23, Lucas 15.28, Lucas 15.29, Lucas 15.31, Lucas 15.32, Lucas 16.1, Lucas 16.5, Lucas 16.6, Lucas 16.7, Lucas 16.8, Lucas 16.9, Lucas 16.10, Lucas 16.13, Lucas 16.16, Lucas 16.16 (#2), Lucas 16.18, Lucas 16.22, Lucas 16.23, Lucas 16.24, Lucas 16.26, Lucas 16.27, Lucas 16.28, Lucas 16.29, Lucas 16.31, Lucas 17.4, Lucas 17.10, Lucas 17.12, Lucas 17.13, Lucas 17.14, Lucas 17.14 (#2), Lucas 17.15, Lucas 17.16, Lucas 17.21, Lucas 17.24, Lucas 17.25, Lucas 17.27, Lucas 17.37, Lucas 18.1, Lucas 18.3, Lucas 18.5, Lucas 18.8, Lucas 18.9, Lucas 18.10, Lucas 18.11, Lucas 18.13, Lucas 18.14, Lucas 18.16, Lucas 18.22, Lucas 18.23, Lucas 18.30, Lucas 18.32, Lucas 18.33, Lucas 18.38, Lucas 18.43, Lucas 19.2, Lucas 19.7, Lucas 19.9, Lucas 19.1, Lucas 19.12, Lucas 19.17, Lucas 19.19, Lucas 19.21, Lucas 19.24, Lucas 19.27, Lucas 19.30, Lucas 19.38, Lucas 19.40, Lucas 19.41, Lucas 19.44, Lucas 19.47, Lucas 19.48, Lucas 20.4, Lucas 20.5, Lucas 20.6, Lucas 20.11, Lucas 20.13, Lucas 20.15, Lucas 20.16, Lucas 20.19, Lucas 20.25, Lucas 20.27, Lucas 20.34, Lucas 20.35, Lucas 20.37, Lucas 20.42, Lucas 20.47, Lucas 20.47 (#2), Lucas 21.4, Lucas 21.6, Lucas 21.7, Lucas 21.8, Lucas 21.10, Lucas 21.11, Lucas 21.13, Lucas 21.16, Lucas 21.20, Lucas 21.21, Lucas 21.22, Lucas 21.24, Lucas 21.25, Lucas 21.30, Lucas 21.33, Lucas 21.33 (#2), Lucas 21.34, Lucas 21.36, Lucas 22.1, Lucas 22.6, Lucas 22.12, Lucas 22.16, Lucas 22.19, Lucas 22.20, Lucas 22.22, Lucas 22.23, Lucas 22.26, Lucas 22.27, Lucas 22.30, Lucas 22.34, Lucas 22.37, Lucas 22.40, Lucas 22.42, Lucas 22.45, Lucas 22.48, Lucas 22.51, Lucas 22.53, Lucas 22.54, Lucas 22.57, Lucas 22.60, Lucas 22.62, Lucas 22.63, Lucas 22.64, Lucas 22.67, Lucas 22.71, Lucas 23.2, Lucas 23.4, Lucas 23.8, Lucas 23.9, Lucas 23.14, Lucas 23.18, Lucas 23.21, Lucas 23.22, Lucas 23.23, Lucas 23.26, Lucas 23.28, Lucas 23.32, Lucas 23.35, Lucas 23.38, Lucas 23.42, Lucas 23.43, Lucas 23.44, Lucas 23.45, Lucas 23.47, Lucas 23.52, Lucas 23.53, Lucas 23.54, Lucas 23.56, Lucas 24.1, Lucas 24.2, Lucas 24.3, Lucas 24.6, Lucas 24.11, Lucas 24.12, Lucas 24.16, Lucas 24.21, Lucas 24.27, Lucas 24.31, Lucas 24.36, Lucas 24.39, Lucas 24.45, Lucas 24.47, Lucas 24.49, Lucas 24.51, Lucas 24.53</w:t>
       </w:r>
       <w:r>
         <w:rPr>

--- a/por/docx/42.content.docx
+++ b/por/docx/42.content.docx
@@ -123,19 +123,6 @@
           <w:lang w:val="pt_PT" w:bidi="pt_PT"/>
         </w:rPr>
         <w:t>LUK</w:t>
-      </w:r>
-      <w:r>
-        <w:rPr>
-          <w:lang w:val="pt_PT" w:bidi="pt_PT"/>
-        </w:rPr>
-      </w:r>
-    </w:p>
-    <w:p>
-      <w:pPr/>
-      <w:r>
-        <w:rPr>
-          <w:lang w:val="pt_PT" w:bidi="pt_PT"/>
-        </w:rPr>
       </w:r>
       <w:r>
         <w:rPr>

--- a/por/docx/42.content.docx
+++ b/por/docx/42.content.docx
@@ -19,7 +19,7 @@
         <w:rPr>
           <w:lang w:val="pt_PT" w:bidi="pt_PT"/>
         </w:rPr>
-        <w:t>Resource: Perguntas de Tradução (unfoldingWord)</w:t>
+        <w:t>Resource: unfoldingWord® Translation Questions</w:t>
       </w:r>
       <w:r>
         <w:rPr>
@@ -85,7 +85,7 @@
         <w:rPr>
           <w:lang w:val="pt_PT" w:bidi="pt_PT"/>
         </w:rPr>
-        <w:t>Perguntas de Tradução (unfoldingWord)</w:t>
+        <w:t>unfoldingWord® Translation Questions</w:t>
       </w:r>
     </w:p>
     <w:p>

--- a/por/docx/42.content.docx
+++ b/por/docx/42.content.docx
@@ -7304,7 +7304,7 @@
         <w:rPr>
           <w:lang w:val="pt_PT" w:bidi="pt_PT"/>
         </w:rPr>
-        <w:t>Lucas 6.47</w:t>
+        <w:t>Lucas 6.47–48</w:t>
       </w:r>
       <w:r>
         <w:rPr>
@@ -13415,7 +13415,7 @@
         <w:rPr>
           <w:lang w:val="pt_PT" w:bidi="pt_PT"/>
         </w:rPr>
-        <w:t>Lucas 13.28 (#2)</w:t>
+        <w:t>Lucas 13.28–29 (#2)</w:t>
       </w:r>
       <w:r>
         <w:rPr>
